--- a/content/Trustee-Profile-Harneet-Hariharan.docx
+++ b/content/Trustee-Profile-Harneet-Hariharan.docx
@@ -52,7 +52,7 @@
                 <wp:inline distT="0" distB="0" distL="0" distR="0">
                   <wp:extent cx="1714500" cy="676275"/>
                   <wp:effectExtent t="0" r="0" b="0" l="0"/>
-                  <wp:docPr id="2" name=""/>
+                  <wp:docPr id="3" name=""/>
                   <wp:cNvGraphicFramePr>
                     <a:graphicFrameLocks xmlns:a="http://schemas.openxmlformats.org/drawingml/2006/main" noChangeAspect="1"/>
                   </wp:cNvGraphicFramePr>
@@ -143,39 +143,9 @@
         </w:tc>
       </w:tr>
     </w:tbl>
-    <w:p>
-      <w:pPr>
-        <w:spacing w:after="20" w:before="0"/>
-      </w:pPr>
-      <w:r>
-        <w:rPr>
-          <w:rFonts w:ascii="Palatino Linotype" w:cs="Palatino Linotype" w:eastAsia="Palatino Linotype" w:hAnsi="Palatino Linotype"/>
-          <w:color w:val="13162C"/>
-          <w:sz w:val="52"/>
-          <w:szCs w:val="52"/>
-        </w:rPr>
-        <w:t xml:space="preserve">Harneet Hariharan</w:t>
-      </w:r>
-    </w:p>
-    <w:p>
-      <w:pPr>
-        <w:spacing w:after="80" w:before="0" w:line="290"/>
-      </w:pPr>
-      <w:r>
-        <w:rPr>
-          <w:rFonts w:ascii="Palatino Linotype" w:cs="Palatino Linotype" w:eastAsia="Palatino Linotype" w:hAnsi="Palatino Linotype"/>
-          <w:i/>
-          <w:iCs/>
-          <w:color w:val="2F7FA0"/>
-          <w:sz w:val="26"/>
-          <w:szCs w:val="26"/>
-        </w:rPr>
-        <w:t xml:space="preserve">Rādhikā Līlā Devī Dāsī</w:t>
-      </w:r>
-    </w:p>
     <w:tbl>
       <w:tblPr>
-        <w:tblW w:type="dxa" w:w="3000"/>
+        <w:tblW w:type="dxa" w:w="9638"/>
         <w:tblBorders>
           <w:top w:val="none" w:color="FFFFFF" w:sz="0"/>
           <w:left w:val="none" w:color="FFFFFF" w:sz="0"/>
@@ -187,42 +157,256 @@
         <w:tblLayout w:type="fixed"/>
       </w:tblPr>
       <w:tblGrid>
-        <w:gridCol w:w="3000"/>
+        <w:gridCol w:w="6738"/>
+        <w:gridCol w:w="300"/>
+        <w:gridCol w:w="2600"/>
       </w:tblGrid>
       <w:tr>
         <w:tc>
           <w:tcPr>
-            <w:tcW w:type="dxa" w:w="3000"/>
+            <w:tcW w:type="dxa" w:w="6738"/>
             <w:tcBorders>
               <w:top w:val="none" w:color="FFFFFF" w:sz="0"/>
               <w:left w:val="none" w:color="FFFFFF" w:sz="0"/>
               <w:bottom w:val="none" w:color="FFFFFF" w:sz="0"/>
               <w:right w:val="none" w:color="FFFFFF" w:sz="0"/>
             </w:tcBorders>
-            <w:shd w:fill="B23F20" w:color="auto" w:val="clear"/>
             <w:tcMar>
-              <w:top w:type="dxa" w:w="70"/>
-              <w:left w:type="dxa" w:w="180"/>
-              <w:bottom w:type="dxa" w:w="70"/>
-              <w:right w:type="dxa" w:w="180"/>
+              <w:top w:type="dxa" w:w="0"/>
+              <w:left w:type="dxa" w:w="0"/>
+              <w:bottom w:type="dxa" w:w="0"/>
+              <w:right w:type="dxa" w:w="0"/>
             </w:tcMar>
             <w:vAlign w:val="top"/>
           </w:tcPr>
           <w:p>
             <w:pPr>
-              <w:spacing w:after="0" w:before="0" w:line="240"/>
-            </w:pPr>
+              <w:spacing w:after="20" w:before="0"/>
+            </w:pPr>
+            <w:r>
+              <w:rPr>
+                <w:rFonts w:ascii="Palatino Linotype" w:cs="Palatino Linotype" w:eastAsia="Palatino Linotype" w:hAnsi="Palatino Linotype"/>
+                <w:color w:val="13162C"/>
+                <w:sz w:val="52"/>
+                <w:szCs w:val="52"/>
+              </w:rPr>
+              <w:t xml:space="preserve">Harneet Hariharan</w:t>
+            </w:r>
+          </w:p>
+          <w:p>
+            <w:pPr>
+              <w:spacing w:after="80" w:before="0" w:line="290"/>
+            </w:pPr>
+            <w:r>
+              <w:rPr>
+                <w:rFonts w:ascii="Palatino Linotype" w:cs="Palatino Linotype" w:eastAsia="Palatino Linotype" w:hAnsi="Palatino Linotype"/>
+                <w:i/>
+                <w:iCs/>
+                <w:color w:val="2F7FA0"/>
+                <w:sz w:val="26"/>
+                <w:szCs w:val="26"/>
+              </w:rPr>
+              <w:t xml:space="preserve">Rādhikā Līlā Devī Dāsī</w:t>
+            </w:r>
+          </w:p>
+          <w:tbl>
+            <w:tblPr>
+              <w:tblW w:type="dxa" w:w="3000"/>
+              <w:tblBorders>
+                <w:top w:val="none" w:color="FFFFFF" w:sz="0"/>
+                <w:left w:val="none" w:color="FFFFFF" w:sz="0"/>
+                <w:bottom w:val="none" w:color="FFFFFF" w:sz="0"/>
+                <w:right w:val="none" w:color="FFFFFF" w:sz="0"/>
+                <w:insideH w:val="none" w:color="FFFFFF" w:sz="0"/>
+                <w:insideV w:val="none" w:color="FFFFFF" w:sz="0"/>
+              </w:tblBorders>
+              <w:tblLayout w:type="fixed"/>
+            </w:tblPr>
+            <w:tblGrid>
+              <w:gridCol w:w="3000"/>
+            </w:tblGrid>
+            <w:tr>
+              <w:tc>
+                <w:tcPr>
+                  <w:tcW w:type="dxa" w:w="3000"/>
+                  <w:tcBorders>
+                    <w:top w:val="none" w:color="FFFFFF" w:sz="0"/>
+                    <w:left w:val="none" w:color="FFFFFF" w:sz="0"/>
+                    <w:bottom w:val="none" w:color="FFFFFF" w:sz="0"/>
+                    <w:right w:val="none" w:color="FFFFFF" w:sz="0"/>
+                  </w:tcBorders>
+                  <w:shd w:fill="B23F20" w:color="auto" w:val="clear"/>
+                  <w:tcMar>
+                    <w:top w:type="dxa" w:w="70"/>
+                    <w:left w:type="dxa" w:w="180"/>
+                    <w:bottom w:type="dxa" w:w="70"/>
+                    <w:right w:type="dxa" w:w="180"/>
+                  </w:tcMar>
+                  <w:vAlign w:val="top"/>
+                </w:tcPr>
+                <w:p>
+                  <w:pPr>
+                    <w:spacing w:after="0" w:before="0" w:line="240"/>
+                  </w:pPr>
+                  <w:r>
+                    <w:rPr>
+                      <w:rFonts w:ascii="Palatino Linotype" w:cs="Palatino Linotype" w:eastAsia="Palatino Linotype" w:hAnsi="Palatino Linotype"/>
+                      <w:b/>
+                      <w:bCs/>
+                      <w:color w:val="FFFFFF"/>
+                      <w:spacing w:val="40"/>
+                      <w:sz w:val="16"/>
+                      <w:szCs w:val="16"/>
+                    </w:rPr>
+                    <w:t xml:space="preserve">MANAGING TRUSTEE</w:t>
+                  </w:r>
+                </w:p>
+              </w:tc>
+            </w:tr>
+          </w:tbl>
+          <w:p>
+            <w:pPr>
+              <w:spacing w:after="160" w:before="0" w:line="290"/>
+            </w:pPr>
+          </w:p>
+          <w:p>
+            <w:pPr>
+              <w:spacing w:after="0" w:before="0" w:line="320"/>
+            </w:pPr>
+            <w:r>
+              <w:rPr>
+                <w:rFonts w:ascii="Palatino Linotype" w:cs="Palatino Linotype" w:eastAsia="Palatino Linotype" w:hAnsi="Palatino Linotype"/>
+                <w:color w:val="13162C"/>
+                <w:sz w:val="23"/>
+                <w:szCs w:val="23"/>
+              </w:rPr>
+              <w:t xml:space="preserve">As Managing Trustee, Harneet </w:t>
+            </w:r>
             <w:r>
               <w:rPr>
                 <w:rFonts w:ascii="Palatino Linotype" w:cs="Palatino Linotype" w:eastAsia="Palatino Linotype" w:hAnsi="Palatino Linotype"/>
                 <w:b/>
                 <w:bCs/>
-                <w:color w:val="FFFFFF"/>
-                <w:spacing w:val="40"/>
-                <w:sz w:val="16"/>
-                <w:szCs w:val="16"/>
-              </w:rPr>
-              <w:t xml:space="preserve">MANAGING TRUSTEE</w:t>
+                <w:color w:val="B23F20"/>
+                <w:sz w:val="23"/>
+                <w:szCs w:val="23"/>
+              </w:rPr>
+              <w:t xml:space="preserve">sets the direction of S3 Impact Foundation</w:t>
+            </w:r>
+            <w:r>
+              <w:rPr>
+                <w:rFonts w:ascii="Palatino Linotype" w:cs="Palatino Linotype" w:eastAsia="Palatino Linotype" w:hAnsi="Palatino Linotype"/>
+                <w:color w:val="13162C"/>
+                <w:sz w:val="23"/>
+                <w:szCs w:val="23"/>
+              </w:rPr>
+              <w:t xml:space="preserve"> and follows its projects closely, from community kitchens and village classrooms to the sacred ponds of Braj. She brings </w:t>
+            </w:r>
+            <w:r>
+              <w:rPr>
+                <w:rFonts w:ascii="Palatino Linotype" w:cs="Palatino Linotype" w:eastAsia="Palatino Linotype" w:hAnsi="Palatino Linotype"/>
+                <w:b/>
+                <w:bCs/>
+                <w:color w:val="B23F20"/>
+                <w:sz w:val="23"/>
+                <w:szCs w:val="23"/>
+              </w:rPr>
+              <w:t xml:space="preserve">three decades of building and leading a national business</w:t>
+            </w:r>
+            <w:r>
+              <w:rPr>
+                <w:rFonts w:ascii="Palatino Linotype" w:cs="Palatino Linotype" w:eastAsia="Palatino Linotype" w:hAnsi="Palatino Linotype"/>
+                <w:color w:val="13162C"/>
+                <w:sz w:val="23"/>
+                <w:szCs w:val="23"/>
+              </w:rPr>
+              <w:t xml:space="preserve">, and a long commitment to service.</w:t>
+            </w:r>
+          </w:p>
+        </w:tc>
+        <w:tc>
+          <w:tcPr>
+            <w:tcW w:type="dxa" w:w="300"/>
+            <w:tcBorders>
+              <w:top w:val="none" w:color="FFFFFF" w:sz="0"/>
+              <w:left w:val="none" w:color="FFFFFF" w:sz="0"/>
+              <w:bottom w:val="none" w:color="FFFFFF" w:sz="0"/>
+              <w:right w:val="none" w:color="FFFFFF" w:sz="0"/>
+            </w:tcBorders>
+            <w:tcMar>
+              <w:top w:type="dxa" w:w="0"/>
+              <w:left w:type="dxa" w:w="0"/>
+              <w:bottom w:type="dxa" w:w="0"/>
+              <w:right w:type="dxa" w:w="0"/>
+            </w:tcMar>
+            <w:vAlign w:val="top"/>
+          </w:tcPr>
+          <w:p>
+            <w:pPr>
+              <w:spacing w:after="0" w:before="0" w:line="290"/>
+            </w:pPr>
+          </w:p>
+        </w:tc>
+        <w:tc>
+          <w:tcPr>
+            <w:tcW w:type="dxa" w:w="2600"/>
+            <w:tcBorders>
+              <w:top w:val="single" w:color="B23F20" w:sz="24"/>
+              <w:left w:val="none" w:color="FFFFFF" w:sz="0"/>
+              <w:bottom w:val="none" w:color="FFFFFF" w:sz="0"/>
+              <w:right w:val="none" w:color="FFFFFF" w:sz="0"/>
+            </w:tcBorders>
+            <w:tcMar>
+              <w:top w:type="dxa" w:w="0"/>
+              <w:left w:type="dxa" w:w="0"/>
+              <w:bottom w:type="dxa" w:w="0"/>
+              <w:right w:type="dxa" w:w="0"/>
+            </w:tcMar>
+            <w:vAlign w:val="top"/>
+          </w:tcPr>
+          <w:p>
+            <w:pPr>
+              <w:spacing w:after="0" w:before="0"/>
+            </w:pPr>
+            <w:r>
+              <w:drawing>
+                <wp:inline distT="0" distB="0" distL="0" distR="0">
+                  <wp:extent cx="1238250" cy="1552575"/>
+                  <wp:effectExtent t="0" r="0" b="0" l="0"/>
+                  <wp:docPr id="1" name=""/>
+                  <wp:cNvGraphicFramePr>
+                    <a:graphicFrameLocks xmlns:a="http://schemas.openxmlformats.org/drawingml/2006/main" noChangeAspect="1"/>
+                  </wp:cNvGraphicFramePr>
+                  <a:graphic xmlns:a="http://schemas.openxmlformats.org/drawingml/2006/main">
+                    <a:graphicData uri="http://schemas.openxmlformats.org/drawingml/2006/picture">
+                      <pic:pic xmlns:pic="http://schemas.openxmlformats.org/drawingml/2006/picture">
+                        <pic:nvPicPr>
+                          <pic:cNvPr id="0" name="" descr=""/>
+                          <pic:cNvPicPr>
+                            <a:picLocks noChangeAspect="1" noChangeArrowheads="1"/>
+                          </pic:cNvPicPr>
+                        </pic:nvPicPr>
+                        <pic:blipFill>
+                          <a:blip r:embed="rId8" cstate="none"/>
+                          <a:srcRect/>
+                          <a:stretch>
+                            <a:fillRect/>
+                          </a:stretch>
+                        </pic:blipFill>
+                        <pic:spPr bwMode="auto">
+                          <a:xfrm>
+                            <a:off x="0" y="0"/>
+                            <a:ext cx="1238250" cy="1552575"/>
+                          </a:xfrm>
+                          <a:prstGeom prst="rect">
+                            <a:avLst/>
+                          </a:prstGeom>
+                        </pic:spPr>
+                      </pic:pic>
+                    </a:graphicData>
+                  </a:graphic>
+                </wp:inline>
+              </w:drawing>
             </w:r>
           </w:p>
         </w:tc>
@@ -230,62 +414,8 @@
     </w:tbl>
     <w:p>
       <w:pPr>
-        <w:spacing w:after="160" w:before="0" w:line="290"/>
+        <w:spacing w:after="200" w:before="0" w:line="290"/>
       </w:pPr>
-    </w:p>
-    <w:p>
-      <w:pPr>
-        <w:spacing w:after="220" w:before="0" w:line="320"/>
-      </w:pPr>
-      <w:r>
-        <w:rPr>
-          <w:rFonts w:ascii="Palatino Linotype" w:cs="Palatino Linotype" w:eastAsia="Palatino Linotype" w:hAnsi="Palatino Linotype"/>
-          <w:color w:val="13162C"/>
-          <w:sz w:val="23"/>
-          <w:szCs w:val="23"/>
-        </w:rPr>
-        <w:t xml:space="preserve">As Managing Trustee, Harneet </w:t>
-      </w:r>
-      <w:r>
-        <w:rPr>
-          <w:rFonts w:ascii="Palatino Linotype" w:cs="Palatino Linotype" w:eastAsia="Palatino Linotype" w:hAnsi="Palatino Linotype"/>
-          <w:b/>
-          <w:bCs/>
-          <w:color w:val="B23F20"/>
-          <w:sz w:val="23"/>
-          <w:szCs w:val="23"/>
-        </w:rPr>
-        <w:t xml:space="preserve">sets the direction of S3 Impact Foundation</w:t>
-      </w:r>
-      <w:r>
-        <w:rPr>
-          <w:rFonts w:ascii="Palatino Linotype" w:cs="Palatino Linotype" w:eastAsia="Palatino Linotype" w:hAnsi="Palatino Linotype"/>
-          <w:color w:val="13162C"/>
-          <w:sz w:val="23"/>
-          <w:szCs w:val="23"/>
-        </w:rPr>
-        <w:t xml:space="preserve"> and follows its projects closely, from community kitchens and village classrooms to the sacred ponds of Braj. She brings </w:t>
-      </w:r>
-      <w:r>
-        <w:rPr>
-          <w:rFonts w:ascii="Palatino Linotype" w:cs="Palatino Linotype" w:eastAsia="Palatino Linotype" w:hAnsi="Palatino Linotype"/>
-          <w:b/>
-          <w:bCs/>
-          <w:color w:val="B23F20"/>
-          <w:sz w:val="23"/>
-          <w:szCs w:val="23"/>
-        </w:rPr>
-        <w:t xml:space="preserve">three decades of building and leading a national business</w:t>
-      </w:r>
-      <w:r>
-        <w:rPr>
-          <w:rFonts w:ascii="Palatino Linotype" w:cs="Palatino Linotype" w:eastAsia="Palatino Linotype" w:hAnsi="Palatino Linotype"/>
-          <w:color w:val="13162C"/>
-          <w:sz w:val="23"/>
-          <w:szCs w:val="23"/>
-        </w:rPr>
-        <w:t xml:space="preserve">, and a long commitment to service.</w:t>
-      </w:r>
     </w:p>
     <w:p>
       <w:pPr>
@@ -296,7 +426,7 @@
           <wp:inline distT="0" distB="0" distL="0" distR="0">
             <wp:extent cx="6115050" cy="1809750"/>
             <wp:effectExtent t="0" r="0" b="0" l="0"/>
-            <wp:docPr id="1" name=""/>
+            <wp:docPr id="2" name=""/>
             <wp:cNvGraphicFramePr>
               <a:graphicFrameLocks xmlns:a="http://schemas.openxmlformats.org/drawingml/2006/main" noChangeAspect="1"/>
             </wp:cNvGraphicFramePr>
@@ -310,7 +440,7 @@
                     </pic:cNvPicPr>
                   </pic:nvPicPr>
                   <pic:blipFill>
-                    <a:blip r:embed="rId8" cstate="none"/>
+                    <a:blip r:embed="rId9" cstate="none"/>
                     <a:srcRect/>
                     <a:stretch>
                       <a:fillRect/>

--- a/content/Trustee-Profile-Harneet-Hariharan.docx
+++ b/content/Trustee-Profile-Harneet-Hariharan.docx
@@ -424,7 +424,7 @@
       <w:r>
         <w:drawing>
           <wp:inline distT="0" distB="0" distL="0" distR="0">
-            <wp:extent cx="6115050" cy="1809750"/>
+            <wp:extent cx="6115050" cy="2381250"/>
             <wp:effectExtent t="0" r="0" b="0" l="0"/>
             <wp:docPr id="2" name=""/>
             <wp:cNvGraphicFramePr>
@@ -449,7 +449,7 @@
                   <pic:spPr bwMode="auto">
                     <a:xfrm>
                       <a:off x="0" y="0"/>
-                      <a:ext cx="6115050" cy="1809750"/>
+                      <a:ext cx="6115050" cy="2381250"/>
                     </a:xfrm>
                     <a:prstGeom prst="rect">
                       <a:avLst/>
@@ -475,7 +475,7 @@
           <w:sz w:val="15"/>
           <w:szCs w:val="15"/>
         </w:rPr>
-        <w:t xml:space="preserve">The renewed temple at Govardhan Ecovillage, one of the projects Harneet has supported since 2022.</w:t>
+        <w:t xml:space="preserve">Harneet on site with the project team, reviewing restoration plans.</w:t>
       </w:r>
     </w:p>
     <w:tbl>

--- a/content/Trustee-Profile-Harneet-Hariharan.docx
+++ b/content/Trustee-Profile-Harneet-Hariharan.docx
@@ -157,14 +157,14 @@
         <w:tblLayout w:type="fixed"/>
       </w:tblPr>
       <w:tblGrid>
-        <w:gridCol w:w="6738"/>
+        <w:gridCol w:w="6338"/>
         <w:gridCol w:w="300"/>
-        <w:gridCol w:w="2600"/>
+        <w:gridCol w:w="3000"/>
       </w:tblGrid>
       <w:tr>
         <w:tc>
           <w:tcPr>
-            <w:tcW w:type="dxa" w:w="6738"/>
+            <w:tcW w:type="dxa" w:w="6338"/>
             <w:tcBorders>
               <w:top w:val="none" w:color="FFFFFF" w:sz="0"/>
               <w:left w:val="none" w:color="FFFFFF" w:sz="0"/>
@@ -349,9 +349,9 @@
         </w:tc>
         <w:tc>
           <w:tcPr>
-            <w:tcW w:type="dxa" w:w="2600"/>
+            <w:tcW w:type="dxa" w:w="3000"/>
             <w:tcBorders>
-              <w:top w:val="single" w:color="B23F20" w:sz="24"/>
+              <w:top w:val="none" w:color="FFFFFF" w:sz="0"/>
               <w:left w:val="none" w:color="FFFFFF" w:sz="0"/>
               <w:bottom w:val="none" w:color="FFFFFF" w:sz="0"/>
               <w:right w:val="none" w:color="FFFFFF" w:sz="0"/>
@@ -367,11 +367,12 @@
           <w:p>
             <w:pPr>
               <w:spacing w:after="0" w:before="0"/>
+              <w:jc w:val="right"/>
             </w:pPr>
             <w:r>
               <w:drawing>
                 <wp:inline distT="0" distB="0" distL="0" distR="0">
-                  <wp:extent cx="1238250" cy="1552575"/>
+                  <wp:extent cx="1428750" cy="1905000"/>
                   <wp:effectExtent t="0" r="0" b="0" l="0"/>
                   <wp:docPr id="1" name=""/>
                   <wp:cNvGraphicFramePr>
@@ -396,7 +397,7 @@
                         <pic:spPr bwMode="auto">
                           <a:xfrm>
                             <a:off x="0" y="0"/>
-                            <a:ext cx="1238250" cy="1552575"/>
+                            <a:ext cx="1428750" cy="1905000"/>
                           </a:xfrm>
                           <a:prstGeom prst="rect">
                             <a:avLst/>

--- a/content/Trustee-Profile-Harneet-Hariharan.docx
+++ b/content/Trustee-Profile-Harneet-Hariharan.docx
@@ -52,7 +52,7 @@
                 <wp:inline distT="0" distB="0" distL="0" distR="0">
                   <wp:extent cx="1714500" cy="676275"/>
                   <wp:effectExtent t="0" r="0" b="0" l="0"/>
-                  <wp:docPr id="3" name=""/>
+                  <wp:docPr id="4" name=""/>
                   <wp:cNvGraphicFramePr>
                     <a:graphicFrameLocks xmlns:a="http://schemas.openxmlformats.org/drawingml/2006/main" noChangeAspect="1"/>
                   </wp:cNvGraphicFramePr>
@@ -1370,7 +1370,241 @@
     </w:tbl>
     <w:p>
       <w:pPr>
-        <w:spacing w:after="260" w:before="0" w:line="290"/>
+        <w:keepNext/>
+        <w:spacing w:after="80" w:before="240" w:line="290"/>
+      </w:pPr>
+      <w:r>
+        <w:rPr>
+          <w:rFonts w:ascii="Palatino Linotype" w:cs="Palatino Linotype" w:eastAsia="Palatino Linotype" w:hAnsi="Palatino Linotype"/>
+          <w:b/>
+          <w:bCs/>
+          <w:color w:val="B23F20"/>
+          <w:spacing w:val="40"/>
+          <w:sz w:val="15"/>
+          <w:szCs w:val="15"/>
+        </w:rPr>
+        <w:t xml:space="preserve">RECOGNITION</w:t>
+      </w:r>
+    </w:p>
+    <w:tbl>
+      <w:tblPr>
+        <w:tblW w:type="dxa" w:w="9638"/>
+        <w:tblBorders>
+          <w:top w:val="none" w:color="FFFFFF" w:sz="0"/>
+          <w:left w:val="none" w:color="FFFFFF" w:sz="0"/>
+          <w:bottom w:val="none" w:color="FFFFFF" w:sz="0"/>
+          <w:right w:val="none" w:color="FFFFFF" w:sz="0"/>
+          <w:insideH w:val="none" w:color="FFFFFF" w:sz="0"/>
+          <w:insideV w:val="none" w:color="FFFFFF" w:sz="0"/>
+        </w:tblBorders>
+        <w:tblLayout w:type="fixed"/>
+      </w:tblPr>
+      <w:tblGrid>
+        <w:gridCol w:w="2800"/>
+        <w:gridCol w:w="300"/>
+        <w:gridCol w:w="6538"/>
+      </w:tblGrid>
+      <w:tr>
+        <w:trPr>
+          <w:cantSplit/>
+        </w:trPr>
+        <w:tc>
+          <w:tcPr>
+            <w:tcW w:type="dxa" w:w="2800"/>
+            <w:tcBorders>
+              <w:top w:val="none" w:color="FFFFFF" w:sz="0"/>
+              <w:left w:val="none" w:color="FFFFFF" w:sz="0"/>
+              <w:bottom w:val="none" w:color="FFFFFF" w:sz="0"/>
+              <w:right w:val="none" w:color="FFFFFF" w:sz="0"/>
+            </w:tcBorders>
+            <w:tcMar>
+              <w:top w:type="dxa" w:w="0"/>
+              <w:left w:type="dxa" w:w="0"/>
+              <w:bottom w:type="dxa" w:w="0"/>
+              <w:right w:type="dxa" w:w="0"/>
+            </w:tcMar>
+            <w:vAlign w:val="top"/>
+          </w:tcPr>
+          <w:p>
+            <w:pPr>
+              <w:spacing w:after="0" w:before="0"/>
+            </w:pPr>
+            <w:r>
+              <w:drawing>
+                <wp:inline distT="0" distB="0" distL="0" distR="0">
+                  <wp:extent cx="1143000" cy="1524000"/>
+                  <wp:effectExtent t="0" r="0" b="0" l="0"/>
+                  <wp:docPr id="3" name=""/>
+                  <wp:cNvGraphicFramePr>
+                    <a:graphicFrameLocks xmlns:a="http://schemas.openxmlformats.org/drawingml/2006/main" noChangeAspect="1"/>
+                  </wp:cNvGraphicFramePr>
+                  <a:graphic xmlns:a="http://schemas.openxmlformats.org/drawingml/2006/main">
+                    <a:graphicData uri="http://schemas.openxmlformats.org/drawingml/2006/picture">
+                      <pic:pic xmlns:pic="http://schemas.openxmlformats.org/drawingml/2006/picture">
+                        <pic:nvPicPr>
+                          <pic:cNvPr id="0" name="" descr=""/>
+                          <pic:cNvPicPr>
+                            <a:picLocks noChangeAspect="1" noChangeArrowheads="1"/>
+                          </pic:cNvPicPr>
+                        </pic:nvPicPr>
+                        <pic:blipFill>
+                          <a:blip r:embed="rId10" cstate="none"/>
+                          <a:srcRect/>
+                          <a:stretch>
+                            <a:fillRect/>
+                          </a:stretch>
+                        </pic:blipFill>
+                        <pic:spPr bwMode="auto">
+                          <a:xfrm>
+                            <a:off x="0" y="0"/>
+                            <a:ext cx="1143000" cy="1524000"/>
+                          </a:xfrm>
+                          <a:prstGeom prst="rect">
+                            <a:avLst/>
+                          </a:prstGeom>
+                        </pic:spPr>
+                      </pic:pic>
+                    </a:graphicData>
+                  </a:graphic>
+                </wp:inline>
+              </w:drawing>
+            </w:r>
+          </w:p>
+        </w:tc>
+        <w:tc>
+          <w:tcPr>
+            <w:tcW w:type="dxa" w:w="300"/>
+            <w:tcBorders>
+              <w:top w:val="none" w:color="FFFFFF" w:sz="0"/>
+              <w:left w:val="none" w:color="FFFFFF" w:sz="0"/>
+              <w:bottom w:val="none" w:color="FFFFFF" w:sz="0"/>
+              <w:right w:val="none" w:color="FFFFFF" w:sz="0"/>
+            </w:tcBorders>
+            <w:tcMar>
+              <w:top w:type="dxa" w:w="0"/>
+              <w:left w:type="dxa" w:w="0"/>
+              <w:bottom w:type="dxa" w:w="0"/>
+              <w:right w:type="dxa" w:w="0"/>
+            </w:tcMar>
+            <w:vAlign w:val="top"/>
+          </w:tcPr>
+          <w:p>
+            <w:pPr>
+              <w:spacing w:after="0" w:before="0" w:line="290"/>
+            </w:pPr>
+          </w:p>
+        </w:tc>
+        <w:tc>
+          <w:tcPr>
+            <w:tcW w:type="dxa" w:w="6538"/>
+            <w:tcBorders>
+              <w:top w:val="none" w:color="FFFFFF" w:sz="0"/>
+              <w:left w:val="none" w:color="FFFFFF" w:sz="0"/>
+              <w:bottom w:val="none" w:color="FFFFFF" w:sz="0"/>
+              <w:right w:val="none" w:color="FFFFFF" w:sz="0"/>
+            </w:tcBorders>
+            <w:tcMar>
+              <w:top w:type="dxa" w:w="60"/>
+              <w:left w:type="dxa" w:w="0"/>
+              <w:bottom w:type="dxa" w:w="60"/>
+              <w:right w:type="dxa" w:w="0"/>
+            </w:tcMar>
+            <w:vAlign w:val="center"/>
+          </w:tcPr>
+          <w:p>
+            <w:pPr>
+              <w:spacing w:after="100" w:before="0" w:line="280"/>
+            </w:pPr>
+            <w:r>
+              <w:rPr>
+                <w:rFonts w:ascii="Palatino Linotype" w:cs="Palatino Linotype" w:eastAsia="Palatino Linotype" w:hAnsi="Palatino Linotype"/>
+                <w:color w:val="13162C"/>
+                <w:sz w:val="26"/>
+                <w:szCs w:val="26"/>
+              </w:rPr>
+              <w:t xml:space="preserve">Priya Kund, Barsana</w:t>
+            </w:r>
+          </w:p>
+          <w:p>
+            <w:pPr>
+              <w:spacing w:after="0" w:before="0" w:line="300"/>
+            </w:pPr>
+            <w:r>
+              <w:rPr>
+                <w:rFonts w:ascii="Palatino Linotype" w:cs="Palatino Linotype" w:eastAsia="Palatino Linotype" w:hAnsi="Palatino Linotype"/>
+                <w:color w:val="2E3250"/>
+                <w:sz w:val="19"/>
+                <w:szCs w:val="19"/>
+              </w:rPr>
+              <w:t xml:space="preserve">In November 2024 the </w:t>
+            </w:r>
+            <w:r>
+              <w:rPr>
+                <w:rFonts w:ascii="Palatino Linotype" w:cs="Palatino Linotype" w:eastAsia="Palatino Linotype" w:hAnsi="Palatino Linotype"/>
+                <w:b/>
+                <w:bCs/>
+                <w:color w:val="13162C"/>
+                <w:sz w:val="19"/>
+                <w:szCs w:val="19"/>
+              </w:rPr>
+              <w:t xml:space="preserve">Uttar Pradesh Braj Tirtha Vikas Parishad</w:t>
+            </w:r>
+            <w:r>
+              <w:rPr>
+                <w:rFonts w:ascii="Palatino Linotype" w:cs="Palatino Linotype" w:eastAsia="Palatino Linotype" w:hAnsi="Palatino Linotype"/>
+                <w:color w:val="2E3250"/>
+                <w:sz w:val="19"/>
+                <w:szCs w:val="19"/>
+              </w:rPr>
+              <w:t xml:space="preserve"> awarded a </w:t>
+            </w:r>
+            <w:r>
+              <w:rPr>
+                <w:rFonts w:ascii="Palatino Linotype" w:cs="Palatino Linotype" w:eastAsia="Palatino Linotype" w:hAnsi="Palatino Linotype"/>
+                <w:b/>
+                <w:bCs/>
+                <w:color w:val="13162C"/>
+                <w:sz w:val="19"/>
+                <w:szCs w:val="19"/>
+              </w:rPr>
+              <w:t xml:space="preserve">Certificate of Completion and Appreciation</w:t>
+            </w:r>
+            <w:r>
+              <w:rPr>
+                <w:rFonts w:ascii="Palatino Linotype" w:cs="Palatino Linotype" w:eastAsia="Palatino Linotype" w:hAnsi="Palatino Linotype"/>
+                <w:color w:val="2E3250"/>
+                <w:sz w:val="19"/>
+                <w:szCs w:val="19"/>
+              </w:rPr>
+              <w:t xml:space="preserve"> to Shri Chaitanya Health &amp; Care Trust, Govardhan Ecovillage, for the </w:t>
+            </w:r>
+            <w:r>
+              <w:rPr>
+                <w:rFonts w:ascii="Palatino Linotype" w:cs="Palatino Linotype" w:eastAsia="Palatino Linotype" w:hAnsi="Palatino Linotype"/>
+                <w:b/>
+                <w:bCs/>
+                <w:color w:val="13162C"/>
+                <w:sz w:val="19"/>
+                <w:szCs w:val="19"/>
+              </w:rPr>
+              <w:t xml:space="preserve">eco-restoration of Priya Kund</w:t>
+            </w:r>
+            <w:r>
+              <w:rPr>
+                <w:rFonts w:ascii="Palatino Linotype" w:cs="Palatino Linotype" w:eastAsia="Palatino Linotype" w:hAnsi="Palatino Linotype"/>
+                <w:color w:val="2E3250"/>
+                <w:sz w:val="19"/>
+                <w:szCs w:val="19"/>
+              </w:rPr>
+              <w:t xml:space="preserve"> (Pili Pokhar) in Barsana, the revival Harneet initiated and coordinated. The Parishad recognised the work as a lasting contribution to preserving the heritage of Braj.</w:t>
+            </w:r>
+          </w:p>
+        </w:tc>
+      </w:tr>
+    </w:tbl>
+    <w:p>
+      <w:pPr>
+        <w:spacing w:after="160" w:before="0" w:line="290"/>
       </w:pPr>
     </w:p>
     <w:tbl>
@@ -1544,7 +1778,7 @@
     </w:tbl>
     <w:p>
       <w:pPr>
-        <w:spacing w:after="280" w:before="0" w:line="290"/>
+        <w:spacing w:after="160" w:before="0" w:line="290"/>
       </w:pPr>
     </w:p>
     <w:tbl>

--- a/content/Trustee-Profile-Harneet-Hariharan.docx
+++ b/content/Trustee-Profile-Harneet-Hariharan.docx
@@ -620,7 +620,7 @@
                 <w:sz w:val="20"/>
                 <w:szCs w:val="20"/>
               </w:rPr>
-              <w:t xml:space="preserve">, supporting Govardhan Annakshetra, the renewal of the temple at Govardhan Ecovillage, the Govardhan Skill Centre, the Bhakti Bhavan project in Kolkata and the revival of the sacred kunds of Braj. Her work is anchored in daily spiritual practice and the study of scripture, under the guidance of HH Radhanath Swami and HG Gauranga Prabhu.</w:t>
+              <w:t xml:space="preserve">, supporting Govardhan Annakshetra, the renewal of the temple at Govardhan Ecovillage, the Govardhan Skill Centre, the Bhakti Bhavan project in Kolkata and the revival of the sacred kunds of Braj. Her work is anchored in daily spiritual practice and the study of scripture, under the guidance of His Holiness Rādhānāth Swāmī Mahārāja and His Grace Gaurāṅga Dās.</w:t>
             </w:r>
           </w:p>
           <w:p>
@@ -1096,7 +1096,7 @@
     <w:p>
       <w:pPr>
         <w:keepNext/>
-        <w:spacing w:after="80" w:before="300" w:line="290"/>
+        <w:spacing w:after="80" w:before="220" w:line="290"/>
       </w:pPr>
       <w:r>
         <w:rPr>
@@ -1371,7 +1371,7 @@
     <w:p>
       <w:pPr>
         <w:keepNext/>
-        <w:spacing w:after="80" w:before="240" w:line="290"/>
+        <w:spacing w:after="80" w:before="200" w:line="290"/>
       </w:pPr>
       <w:r>
         <w:rPr>
@@ -1427,7 +1427,7 @@
           </w:tcPr>
           <w:p>
             <w:pPr>
-              <w:spacing w:after="0" w:before="0"/>
+              <w:spacing w:after="50" w:before="0"/>
             </w:pPr>
             <w:r>
               <w:drawing>
@@ -1468,6 +1468,22 @@
                   </a:graphic>
                 </wp:inline>
               </w:drawing>
+            </w:r>
+          </w:p>
+          <w:p>
+            <w:pPr>
+              <w:spacing w:after="0" w:before="0" w:line="220"/>
+            </w:pPr>
+            <w:r>
+              <w:rPr>
+                <w:rFonts w:ascii="Palatino Linotype" w:cs="Palatino Linotype" w:eastAsia="Palatino Linotype" w:hAnsi="Palatino Linotype"/>
+                <w:i/>
+                <w:iCs/>
+                <w:color w:val="5A5F7E"/>
+                <w:sz w:val="14"/>
+                <w:szCs w:val="14"/>
+              </w:rPr>
+              <w:t xml:space="preserve">From left: His Grace Gaurāṅga Dās, His Holiness Rādhānāth Swāmī Mahārāja and Harneet.</w:t>
             </w:r>
           </w:p>
         </w:tc>
@@ -1638,9 +1654,9 @@
             </w:tcBorders>
             <w:shd w:fill="E7F3F7" w:color="auto" w:val="clear"/>
             <w:tcMar>
-              <w:top w:type="dxa" w:w="240"/>
+              <w:top w:type="dxa" w:w="170"/>
               <w:left w:type="dxa" w:w="360"/>
-              <w:bottom w:type="dxa" w:w="240"/>
+              <w:bottom w:type="dxa" w:w="170"/>
               <w:right w:type="dxa" w:w="360"/>
             </w:tcMar>
             <w:vAlign w:val="top"/>
@@ -1778,7 +1794,7 @@
     </w:tbl>
     <w:p>
       <w:pPr>
-        <w:spacing w:after="160" w:before="0" w:line="290"/>
+        <w:spacing w:after="60" w:before="0" w:line="290"/>
       </w:pPr>
     </w:p>
     <w:tbl>
@@ -1878,7 +1894,7 @@
     </w:tbl>
     <w:sectPr>
       <w:pgSz w:w="11906" w:h="16838" w:orient="portrait"/>
-      <w:pgMar w:top="1800" w:right="1134" w:bottom="900" w:left="1134" w:header="708" w:footer="708" w:gutter="0"/>
+      <w:pgMar w:top="1800" w:right="1134" w:bottom="700" w:left="1134" w:header="708" w:footer="708" w:gutter="0"/>
       <w:pgNumType/>
       <w:docGrid w:linePitch="360"/>
     </w:sectPr>

--- a/content/Trustee-Profile-Harneet-Hariharan.docx
+++ b/content/Trustee-Profile-Harneet-Hariharan.docx
@@ -52,7 +52,7 @@
                 <wp:inline distT="0" distB="0" distL="0" distR="0">
                   <wp:extent cx="1714500" cy="676275"/>
                   <wp:effectExtent t="0" r="0" b="0" l="0"/>
-                  <wp:docPr id="4" name=""/>
+                  <wp:docPr id="3" name=""/>
                   <wp:cNvGraphicFramePr>
                     <a:graphicFrameLocks xmlns:a="http://schemas.openxmlformats.org/drawingml/2006/main" noChangeAspect="1"/>
                   </wp:cNvGraphicFramePr>
@@ -476,7 +476,7 @@
           <w:sz w:val="15"/>
           <w:szCs w:val="15"/>
         </w:rPr>
-        <w:t xml:space="preserve">Harneet on site with the project team, reviewing restoration plans.</w:t>
+        <w:t xml:space="preserve">Left: on site with the project team, reviewing restoration plans. Right: with the Uttar Pradesh Braj Tirtha Vikas Parishad’s certificate for the eco-restoration of Priya Kund, alongside His Grace Gaurāṅga Dās and His Holiness Rādhānāth Swāmī Mahārāja.</w:t>
       </w:r>
     </w:p>
     <w:tbl>
@@ -1096,7 +1096,7 @@
     <w:p>
       <w:pPr>
         <w:keepNext/>
-        <w:spacing w:after="80" w:before="220" w:line="290"/>
+        <w:spacing w:after="80" w:before="300" w:line="290"/>
       </w:pPr>
       <w:r>
         <w:rPr>
@@ -1370,257 +1370,7 @@
     </w:tbl>
     <w:p>
       <w:pPr>
-        <w:keepNext/>
-        <w:spacing w:after="80" w:before="200" w:line="290"/>
-      </w:pPr>
-      <w:r>
-        <w:rPr>
-          <w:rFonts w:ascii="Palatino Linotype" w:cs="Palatino Linotype" w:eastAsia="Palatino Linotype" w:hAnsi="Palatino Linotype"/>
-          <w:b/>
-          <w:bCs/>
-          <w:color w:val="B23F20"/>
-          <w:spacing w:val="40"/>
-          <w:sz w:val="15"/>
-          <w:szCs w:val="15"/>
-        </w:rPr>
-        <w:t xml:space="preserve">RECOGNITION</w:t>
-      </w:r>
-    </w:p>
-    <w:tbl>
-      <w:tblPr>
-        <w:tblW w:type="dxa" w:w="9638"/>
-        <w:tblBorders>
-          <w:top w:val="none" w:color="FFFFFF" w:sz="0"/>
-          <w:left w:val="none" w:color="FFFFFF" w:sz="0"/>
-          <w:bottom w:val="none" w:color="FFFFFF" w:sz="0"/>
-          <w:right w:val="none" w:color="FFFFFF" w:sz="0"/>
-          <w:insideH w:val="none" w:color="FFFFFF" w:sz="0"/>
-          <w:insideV w:val="none" w:color="FFFFFF" w:sz="0"/>
-        </w:tblBorders>
-        <w:tblLayout w:type="fixed"/>
-      </w:tblPr>
-      <w:tblGrid>
-        <w:gridCol w:w="2800"/>
-        <w:gridCol w:w="300"/>
-        <w:gridCol w:w="6538"/>
-      </w:tblGrid>
-      <w:tr>
-        <w:trPr>
-          <w:cantSplit/>
-        </w:trPr>
-        <w:tc>
-          <w:tcPr>
-            <w:tcW w:type="dxa" w:w="2800"/>
-            <w:tcBorders>
-              <w:top w:val="none" w:color="FFFFFF" w:sz="0"/>
-              <w:left w:val="none" w:color="FFFFFF" w:sz="0"/>
-              <w:bottom w:val="none" w:color="FFFFFF" w:sz="0"/>
-              <w:right w:val="none" w:color="FFFFFF" w:sz="0"/>
-            </w:tcBorders>
-            <w:tcMar>
-              <w:top w:type="dxa" w:w="0"/>
-              <w:left w:type="dxa" w:w="0"/>
-              <w:bottom w:type="dxa" w:w="0"/>
-              <w:right w:type="dxa" w:w="0"/>
-            </w:tcMar>
-            <w:vAlign w:val="top"/>
-          </w:tcPr>
-          <w:p>
-            <w:pPr>
-              <w:spacing w:after="50" w:before="0"/>
-            </w:pPr>
-            <w:r>
-              <w:drawing>
-                <wp:inline distT="0" distB="0" distL="0" distR="0">
-                  <wp:extent cx="1143000" cy="1524000"/>
-                  <wp:effectExtent t="0" r="0" b="0" l="0"/>
-                  <wp:docPr id="3" name=""/>
-                  <wp:cNvGraphicFramePr>
-                    <a:graphicFrameLocks xmlns:a="http://schemas.openxmlformats.org/drawingml/2006/main" noChangeAspect="1"/>
-                  </wp:cNvGraphicFramePr>
-                  <a:graphic xmlns:a="http://schemas.openxmlformats.org/drawingml/2006/main">
-                    <a:graphicData uri="http://schemas.openxmlformats.org/drawingml/2006/picture">
-                      <pic:pic xmlns:pic="http://schemas.openxmlformats.org/drawingml/2006/picture">
-                        <pic:nvPicPr>
-                          <pic:cNvPr id="0" name="" descr=""/>
-                          <pic:cNvPicPr>
-                            <a:picLocks noChangeAspect="1" noChangeArrowheads="1"/>
-                          </pic:cNvPicPr>
-                        </pic:nvPicPr>
-                        <pic:blipFill>
-                          <a:blip r:embed="rId10" cstate="none"/>
-                          <a:srcRect/>
-                          <a:stretch>
-                            <a:fillRect/>
-                          </a:stretch>
-                        </pic:blipFill>
-                        <pic:spPr bwMode="auto">
-                          <a:xfrm>
-                            <a:off x="0" y="0"/>
-                            <a:ext cx="1143000" cy="1524000"/>
-                          </a:xfrm>
-                          <a:prstGeom prst="rect">
-                            <a:avLst/>
-                          </a:prstGeom>
-                        </pic:spPr>
-                      </pic:pic>
-                    </a:graphicData>
-                  </a:graphic>
-                </wp:inline>
-              </w:drawing>
-            </w:r>
-          </w:p>
-          <w:p>
-            <w:pPr>
-              <w:spacing w:after="0" w:before="0" w:line="220"/>
-            </w:pPr>
-            <w:r>
-              <w:rPr>
-                <w:rFonts w:ascii="Palatino Linotype" w:cs="Palatino Linotype" w:eastAsia="Palatino Linotype" w:hAnsi="Palatino Linotype"/>
-                <w:i/>
-                <w:iCs/>
-                <w:color w:val="5A5F7E"/>
-                <w:sz w:val="14"/>
-                <w:szCs w:val="14"/>
-              </w:rPr>
-              <w:t xml:space="preserve">From left: His Grace Gaurāṅga Dās, His Holiness Rādhānāth Swāmī Mahārāja and Harneet.</w:t>
-            </w:r>
-          </w:p>
-        </w:tc>
-        <w:tc>
-          <w:tcPr>
-            <w:tcW w:type="dxa" w:w="300"/>
-            <w:tcBorders>
-              <w:top w:val="none" w:color="FFFFFF" w:sz="0"/>
-              <w:left w:val="none" w:color="FFFFFF" w:sz="0"/>
-              <w:bottom w:val="none" w:color="FFFFFF" w:sz="0"/>
-              <w:right w:val="none" w:color="FFFFFF" w:sz="0"/>
-            </w:tcBorders>
-            <w:tcMar>
-              <w:top w:type="dxa" w:w="0"/>
-              <w:left w:type="dxa" w:w="0"/>
-              <w:bottom w:type="dxa" w:w="0"/>
-              <w:right w:type="dxa" w:w="0"/>
-            </w:tcMar>
-            <w:vAlign w:val="top"/>
-          </w:tcPr>
-          <w:p>
-            <w:pPr>
-              <w:spacing w:after="0" w:before="0" w:line="290"/>
-            </w:pPr>
-          </w:p>
-        </w:tc>
-        <w:tc>
-          <w:tcPr>
-            <w:tcW w:type="dxa" w:w="6538"/>
-            <w:tcBorders>
-              <w:top w:val="none" w:color="FFFFFF" w:sz="0"/>
-              <w:left w:val="none" w:color="FFFFFF" w:sz="0"/>
-              <w:bottom w:val="none" w:color="FFFFFF" w:sz="0"/>
-              <w:right w:val="none" w:color="FFFFFF" w:sz="0"/>
-            </w:tcBorders>
-            <w:tcMar>
-              <w:top w:type="dxa" w:w="60"/>
-              <w:left w:type="dxa" w:w="0"/>
-              <w:bottom w:type="dxa" w:w="60"/>
-              <w:right w:type="dxa" w:w="0"/>
-            </w:tcMar>
-            <w:vAlign w:val="center"/>
-          </w:tcPr>
-          <w:p>
-            <w:pPr>
-              <w:spacing w:after="100" w:before="0" w:line="280"/>
-            </w:pPr>
-            <w:r>
-              <w:rPr>
-                <w:rFonts w:ascii="Palatino Linotype" w:cs="Palatino Linotype" w:eastAsia="Palatino Linotype" w:hAnsi="Palatino Linotype"/>
-                <w:color w:val="13162C"/>
-                <w:sz w:val="26"/>
-                <w:szCs w:val="26"/>
-              </w:rPr>
-              <w:t xml:space="preserve">Priya Kund, Barsana</w:t>
-            </w:r>
-          </w:p>
-          <w:p>
-            <w:pPr>
-              <w:spacing w:after="0" w:before="0" w:line="300"/>
-            </w:pPr>
-            <w:r>
-              <w:rPr>
-                <w:rFonts w:ascii="Palatino Linotype" w:cs="Palatino Linotype" w:eastAsia="Palatino Linotype" w:hAnsi="Palatino Linotype"/>
-                <w:color w:val="2E3250"/>
-                <w:sz w:val="19"/>
-                <w:szCs w:val="19"/>
-              </w:rPr>
-              <w:t xml:space="preserve">In November 2024 the </w:t>
-            </w:r>
-            <w:r>
-              <w:rPr>
-                <w:rFonts w:ascii="Palatino Linotype" w:cs="Palatino Linotype" w:eastAsia="Palatino Linotype" w:hAnsi="Palatino Linotype"/>
-                <w:b/>
-                <w:bCs/>
-                <w:color w:val="13162C"/>
-                <w:sz w:val="19"/>
-                <w:szCs w:val="19"/>
-              </w:rPr>
-              <w:t xml:space="preserve">Uttar Pradesh Braj Tirtha Vikas Parishad</w:t>
-            </w:r>
-            <w:r>
-              <w:rPr>
-                <w:rFonts w:ascii="Palatino Linotype" w:cs="Palatino Linotype" w:eastAsia="Palatino Linotype" w:hAnsi="Palatino Linotype"/>
-                <w:color w:val="2E3250"/>
-                <w:sz w:val="19"/>
-                <w:szCs w:val="19"/>
-              </w:rPr>
-              <w:t xml:space="preserve"> awarded a </w:t>
-            </w:r>
-            <w:r>
-              <w:rPr>
-                <w:rFonts w:ascii="Palatino Linotype" w:cs="Palatino Linotype" w:eastAsia="Palatino Linotype" w:hAnsi="Palatino Linotype"/>
-                <w:b/>
-                <w:bCs/>
-                <w:color w:val="13162C"/>
-                <w:sz w:val="19"/>
-                <w:szCs w:val="19"/>
-              </w:rPr>
-              <w:t xml:space="preserve">Certificate of Completion and Appreciation</w:t>
-            </w:r>
-            <w:r>
-              <w:rPr>
-                <w:rFonts w:ascii="Palatino Linotype" w:cs="Palatino Linotype" w:eastAsia="Palatino Linotype" w:hAnsi="Palatino Linotype"/>
-                <w:color w:val="2E3250"/>
-                <w:sz w:val="19"/>
-                <w:szCs w:val="19"/>
-              </w:rPr>
-              <w:t xml:space="preserve"> to Shri Chaitanya Health &amp; Care Trust, Govardhan Ecovillage, for the </w:t>
-            </w:r>
-            <w:r>
-              <w:rPr>
-                <w:rFonts w:ascii="Palatino Linotype" w:cs="Palatino Linotype" w:eastAsia="Palatino Linotype" w:hAnsi="Palatino Linotype"/>
-                <w:b/>
-                <w:bCs/>
-                <w:color w:val="13162C"/>
-                <w:sz w:val="19"/>
-                <w:szCs w:val="19"/>
-              </w:rPr>
-              <w:t xml:space="preserve">eco-restoration of Priya Kund</w:t>
-            </w:r>
-            <w:r>
-              <w:rPr>
-                <w:rFonts w:ascii="Palatino Linotype" w:cs="Palatino Linotype" w:eastAsia="Palatino Linotype" w:hAnsi="Palatino Linotype"/>
-                <w:color w:val="2E3250"/>
-                <w:sz w:val="19"/>
-                <w:szCs w:val="19"/>
-              </w:rPr>
-              <w:t xml:space="preserve"> (Pili Pokhar) in Barsana, the revival Harneet initiated and coordinated. The Parishad recognised the work as a lasting contribution to preserving the heritage of Braj.</w:t>
-            </w:r>
-          </w:p>
-        </w:tc>
-      </w:tr>
-    </w:tbl>
-    <w:p>
-      <w:pPr>
-        <w:spacing w:after="160" w:before="0" w:line="290"/>
+        <w:spacing w:after="260" w:before="0" w:line="290"/>
       </w:pPr>
     </w:p>
     <w:tbl>
@@ -1654,9 +1404,9 @@
             </w:tcBorders>
             <w:shd w:fill="E7F3F7" w:color="auto" w:val="clear"/>
             <w:tcMar>
-              <w:top w:type="dxa" w:w="170"/>
+              <w:top w:type="dxa" w:w="240"/>
               <w:left w:type="dxa" w:w="360"/>
-              <w:bottom w:type="dxa" w:w="170"/>
+              <w:bottom w:type="dxa" w:w="240"/>
               <w:right w:type="dxa" w:w="360"/>
             </w:tcMar>
             <w:vAlign w:val="top"/>
@@ -1794,7 +1544,7 @@
     </w:tbl>
     <w:p>
       <w:pPr>
-        <w:spacing w:after="60" w:before="0" w:line="290"/>
+        <w:spacing w:after="280" w:before="0" w:line="290"/>
       </w:pPr>
     </w:p>
     <w:tbl>

--- a/content/Trustee-Profile-Harneet-Hariharan.docx
+++ b/content/Trustee-Profile-Harneet-Hariharan.docx
@@ -1370,178 +1370,158 @@
     </w:tbl>
     <w:p>
       <w:pPr>
-        <w:spacing w:after="260" w:before="0" w:line="290"/>
+        <w:spacing w:after="0" w:before="260" w:line="300"/>
       </w:pPr>
+      <w:r>
+        <w:rPr>
+          <w:rFonts w:ascii="Palatino Linotype" w:cs="Palatino Linotype" w:eastAsia="Palatino Linotype" w:hAnsi="Palatino Linotype"/>
+          <w:color w:val="2E3250"/>
+          <w:sz w:val="20"/>
+          <w:szCs w:val="20"/>
+        </w:rPr>
+        <w:t xml:space="preserve">Those who work with Harneet describe a </w:t>
+      </w:r>
+      <w:r>
+        <w:rPr>
+          <w:rFonts w:ascii="Palatino Linotype" w:cs="Palatino Linotype" w:eastAsia="Palatino Linotype" w:hAnsi="Palatino Linotype"/>
+          <w:b/>
+          <w:bCs/>
+          <w:color w:val="13162C"/>
+          <w:sz w:val="20"/>
+          <w:szCs w:val="20"/>
+        </w:rPr>
+        <w:t xml:space="preserve">decisive, hands-on leader</w:t>
+      </w:r>
+      <w:r>
+        <w:rPr>
+          <w:rFonts w:ascii="Palatino Linotype" w:cs="Palatino Linotype" w:eastAsia="Palatino Linotype" w:hAnsi="Palatino Linotype"/>
+          <w:color w:val="2E3250"/>
+          <w:sz w:val="20"/>
+          <w:szCs w:val="20"/>
+        </w:rPr>
+        <w:t xml:space="preserve"> who brings </w:t>
+      </w:r>
+      <w:r>
+        <w:rPr>
+          <w:rFonts w:ascii="Palatino Linotype" w:cs="Palatino Linotype" w:eastAsia="Palatino Linotype" w:hAnsi="Palatino Linotype"/>
+          <w:b/>
+          <w:bCs/>
+          <w:color w:val="13162C"/>
+          <w:sz w:val="20"/>
+          <w:szCs w:val="20"/>
+        </w:rPr>
+        <w:t xml:space="preserve">boardroom discipline and on-ground compassion</w:t>
+      </w:r>
+      <w:r>
+        <w:rPr>
+          <w:rFonts w:ascii="Palatino Linotype" w:cs="Palatino Linotype" w:eastAsia="Palatino Linotype" w:hAnsi="Palatino Linotype"/>
+          <w:color w:val="2E3250"/>
+          <w:sz w:val="20"/>
+          <w:szCs w:val="20"/>
+        </w:rPr>
+        <w:t xml:space="preserve"> to building institutions, in business and in service. Hers is the profile of a </w:t>
+      </w:r>
+      <w:r>
+        <w:rPr>
+          <w:rFonts w:ascii="Palatino Linotype" w:cs="Palatino Linotype" w:eastAsia="Palatino Linotype" w:hAnsi="Palatino Linotype"/>
+          <w:i/>
+          <w:iCs/>
+          <w:color w:val="B23F20"/>
+          <w:sz w:val="20"/>
+          <w:szCs w:val="20"/>
+        </w:rPr>
+        <w:t xml:space="preserve">contemporary dhārmic leader</w:t>
+      </w:r>
+      <w:r>
+        <w:rPr>
+          <w:rFonts w:ascii="Palatino Linotype" w:cs="Palatino Linotype" w:eastAsia="Palatino Linotype" w:hAnsi="Palatino Linotype"/>
+          <w:color w:val="2E3250"/>
+          <w:sz w:val="20"/>
+          <w:szCs w:val="20"/>
+        </w:rPr>
+        <w:t xml:space="preserve">: a </w:t>
+      </w:r>
+      <w:r>
+        <w:rPr>
+          <w:rFonts w:ascii="Palatino Linotype" w:cs="Palatino Linotype" w:eastAsia="Palatino Linotype" w:hAnsi="Palatino Linotype"/>
+          <w:i/>
+          <w:iCs/>
+          <w:color w:val="B23F20"/>
+          <w:sz w:val="20"/>
+          <w:szCs w:val="20"/>
+        </w:rPr>
+        <w:t xml:space="preserve">builder of enterprises and ecosystems</w:t>
+      </w:r>
+      <w:r>
+        <w:rPr>
+          <w:rFonts w:ascii="Palatino Linotype" w:cs="Palatino Linotype" w:eastAsia="Palatino Linotype" w:hAnsi="Palatino Linotype"/>
+          <w:color w:val="2E3250"/>
+          <w:sz w:val="20"/>
+          <w:szCs w:val="20"/>
+        </w:rPr>
+        <w:t xml:space="preserve">, a committed </w:t>
+      </w:r>
+      <w:r>
+        <w:rPr>
+          <w:rFonts w:ascii="Palatino Linotype" w:cs="Palatino Linotype" w:eastAsia="Palatino Linotype" w:hAnsi="Palatino Linotype"/>
+          <w:i/>
+          <w:iCs/>
+          <w:color w:val="B23F20"/>
+          <w:sz w:val="20"/>
+          <w:szCs w:val="20"/>
+        </w:rPr>
+        <w:t xml:space="preserve">sevā-kārī</w:t>
+      </w:r>
+      <w:r>
+        <w:rPr>
+          <w:rFonts w:ascii="Palatino Linotype" w:cs="Palatino Linotype" w:eastAsia="Palatino Linotype" w:hAnsi="Palatino Linotype"/>
+          <w:color w:val="2E3250"/>
+          <w:sz w:val="20"/>
+          <w:szCs w:val="20"/>
+        </w:rPr>
+        <w:t xml:space="preserve"> and a sincere </w:t>
+      </w:r>
+      <w:r>
+        <w:rPr>
+          <w:rFonts w:ascii="Palatino Linotype" w:cs="Palatino Linotype" w:eastAsia="Palatino Linotype" w:hAnsi="Palatino Linotype"/>
+          <w:i/>
+          <w:iCs/>
+          <w:color w:val="B23F20"/>
+          <w:sz w:val="20"/>
+          <w:szCs w:val="20"/>
+        </w:rPr>
+        <w:t xml:space="preserve">sādhikā</w:t>
+      </w:r>
+      <w:r>
+        <w:rPr>
+          <w:rFonts w:ascii="Palatino Linotype" w:cs="Palatino Linotype" w:eastAsia="Palatino Linotype" w:hAnsi="Palatino Linotype"/>
+          <w:color w:val="2E3250"/>
+          <w:sz w:val="20"/>
+          <w:szCs w:val="20"/>
+        </w:rPr>
+        <w:t xml:space="preserve">, showing that business excellence, a life guided by the </w:t>
+      </w:r>
+      <w:r>
+        <w:rPr>
+          <w:rFonts w:ascii="Palatino Linotype" w:cs="Palatino Linotype" w:eastAsia="Palatino Linotype" w:hAnsi="Palatino Linotype"/>
+          <w:i/>
+          <w:iCs/>
+          <w:color w:val="B23F20"/>
+          <w:sz w:val="20"/>
+          <w:szCs w:val="20"/>
+        </w:rPr>
+        <w:t xml:space="preserve">Sanātana Dharma śāstras</w:t>
+      </w:r>
+      <w:r>
+        <w:rPr>
+          <w:rFonts w:ascii="Palatino Linotype" w:cs="Palatino Linotype" w:eastAsia="Palatino Linotype" w:hAnsi="Palatino Linotype"/>
+          <w:color w:val="2E3250"/>
+          <w:sz w:val="20"/>
+          <w:szCs w:val="20"/>
+        </w:rPr>
+        <w:t xml:space="preserve"> and service to society do not merely coexist, but strengthen one another.</w:t>
+      </w:r>
     </w:p>
-    <w:tbl>
-      <w:tblPr>
-        <w:tblW w:type="dxa" w:w="9638"/>
-        <w:tblBorders>
-          <w:top w:val="none" w:color="FFFFFF" w:sz="0"/>
-          <w:left w:val="none" w:color="FFFFFF" w:sz="0"/>
-          <w:bottom w:val="none" w:color="FFFFFF" w:sz="0"/>
-          <w:right w:val="none" w:color="FFFFFF" w:sz="0"/>
-          <w:insideH w:val="none" w:color="FFFFFF" w:sz="0"/>
-          <w:insideV w:val="none" w:color="FFFFFF" w:sz="0"/>
-        </w:tblBorders>
-        <w:tblLayout w:type="fixed"/>
-      </w:tblPr>
-      <w:tblGrid>
-        <w:gridCol w:w="9638"/>
-      </w:tblGrid>
-      <w:tr>
-        <w:trPr>
-          <w:cantSplit/>
-        </w:trPr>
-        <w:tc>
-          <w:tcPr>
-            <w:tcW w:type="dxa" w:w="9638"/>
-            <w:tcBorders>
-              <w:top w:val="none" w:color="FFFFFF" w:sz="0"/>
-              <w:left w:val="single" w:color="B23F20" w:sz="24"/>
-              <w:bottom w:val="none" w:color="FFFFFF" w:sz="0"/>
-              <w:right w:val="none" w:color="FFFFFF" w:sz="0"/>
-            </w:tcBorders>
-            <w:shd w:fill="E7F3F7" w:color="auto" w:val="clear"/>
-            <w:tcMar>
-              <w:top w:type="dxa" w:w="240"/>
-              <w:left w:type="dxa" w:w="360"/>
-              <w:bottom w:type="dxa" w:w="240"/>
-              <w:right w:type="dxa" w:w="360"/>
-            </w:tcMar>
-            <w:vAlign w:val="top"/>
-          </w:tcPr>
-          <w:p>
-            <w:pPr>
-              <w:spacing w:after="0" w:before="0" w:line="300"/>
-            </w:pPr>
-            <w:r>
-              <w:rPr>
-                <w:rFonts w:ascii="Palatino Linotype" w:cs="Palatino Linotype" w:eastAsia="Palatino Linotype" w:hAnsi="Palatino Linotype"/>
-                <w:color w:val="B23F20"/>
-                <w:sz w:val="80"/>
-                <w:szCs w:val="80"/>
-              </w:rPr>
-              <w:t xml:space="preserve">“</w:t>
-            </w:r>
-          </w:p>
-          <w:p>
-            <w:pPr>
-              <w:spacing w:after="0" w:before="0" w:line="320"/>
-            </w:pPr>
-            <w:r>
-              <w:rPr>
-                <w:rFonts w:ascii="Palatino Linotype" w:cs="Palatino Linotype" w:eastAsia="Palatino Linotype" w:hAnsi="Palatino Linotype"/>
-                <w:color w:val="13162C"/>
-                <w:sz w:val="22"/>
-                <w:szCs w:val="22"/>
-              </w:rPr>
-              <w:t xml:space="preserve">Those who work with Harneet describe a decisive, hands-on leader who brings boardroom discipline and on-ground compassion to building institutions, in business and in service. Hers is the profile of a </w:t>
-            </w:r>
-            <w:r>
-              <w:rPr>
-                <w:rFonts w:ascii="Palatino Linotype" w:cs="Palatino Linotype" w:eastAsia="Palatino Linotype" w:hAnsi="Palatino Linotype"/>
-                <w:i/>
-                <w:iCs/>
-                <w:color w:val="B23F20"/>
-                <w:sz w:val="22"/>
-                <w:szCs w:val="22"/>
-              </w:rPr>
-              <w:t xml:space="preserve">contemporary dhārmic leader</w:t>
-            </w:r>
-            <w:r>
-              <w:rPr>
-                <w:rFonts w:ascii="Palatino Linotype" w:cs="Palatino Linotype" w:eastAsia="Palatino Linotype" w:hAnsi="Palatino Linotype"/>
-                <w:color w:val="13162C"/>
-                <w:sz w:val="22"/>
-                <w:szCs w:val="22"/>
-              </w:rPr>
-              <w:t xml:space="preserve">: a </w:t>
-            </w:r>
-            <w:r>
-              <w:rPr>
-                <w:rFonts w:ascii="Palatino Linotype" w:cs="Palatino Linotype" w:eastAsia="Palatino Linotype" w:hAnsi="Palatino Linotype"/>
-                <w:i/>
-                <w:iCs/>
-                <w:color w:val="B23F20"/>
-                <w:sz w:val="22"/>
-                <w:szCs w:val="22"/>
-              </w:rPr>
-              <w:t xml:space="preserve">builder of enterprises and ecosystems</w:t>
-            </w:r>
-            <w:r>
-              <w:rPr>
-                <w:rFonts w:ascii="Palatino Linotype" w:cs="Palatino Linotype" w:eastAsia="Palatino Linotype" w:hAnsi="Palatino Linotype"/>
-                <w:color w:val="13162C"/>
-                <w:sz w:val="22"/>
-                <w:szCs w:val="22"/>
-              </w:rPr>
-              <w:t xml:space="preserve">, a committed </w:t>
-            </w:r>
-            <w:r>
-              <w:rPr>
-                <w:rFonts w:ascii="Palatino Linotype" w:cs="Palatino Linotype" w:eastAsia="Palatino Linotype" w:hAnsi="Palatino Linotype"/>
-                <w:i/>
-                <w:iCs/>
-                <w:color w:val="B23F20"/>
-                <w:sz w:val="22"/>
-                <w:szCs w:val="22"/>
-              </w:rPr>
-              <w:t xml:space="preserve">sevā-kārī</w:t>
-            </w:r>
-            <w:r>
-              <w:rPr>
-                <w:rFonts w:ascii="Palatino Linotype" w:cs="Palatino Linotype" w:eastAsia="Palatino Linotype" w:hAnsi="Palatino Linotype"/>
-                <w:color w:val="13162C"/>
-                <w:sz w:val="22"/>
-                <w:szCs w:val="22"/>
-              </w:rPr>
-              <w:t xml:space="preserve"> and a sincere </w:t>
-            </w:r>
-            <w:r>
-              <w:rPr>
-                <w:rFonts w:ascii="Palatino Linotype" w:cs="Palatino Linotype" w:eastAsia="Palatino Linotype" w:hAnsi="Palatino Linotype"/>
-                <w:i/>
-                <w:iCs/>
-                <w:color w:val="B23F20"/>
-                <w:sz w:val="22"/>
-                <w:szCs w:val="22"/>
-              </w:rPr>
-              <w:t xml:space="preserve">sādhikā</w:t>
-            </w:r>
-            <w:r>
-              <w:rPr>
-                <w:rFonts w:ascii="Palatino Linotype" w:cs="Palatino Linotype" w:eastAsia="Palatino Linotype" w:hAnsi="Palatino Linotype"/>
-                <w:color w:val="13162C"/>
-                <w:sz w:val="22"/>
-                <w:szCs w:val="22"/>
-              </w:rPr>
-              <w:t xml:space="preserve">, showing that business excellence, a life guided by the </w:t>
-            </w:r>
-            <w:r>
-              <w:rPr>
-                <w:rFonts w:ascii="Palatino Linotype" w:cs="Palatino Linotype" w:eastAsia="Palatino Linotype" w:hAnsi="Palatino Linotype"/>
-                <w:i/>
-                <w:iCs/>
-                <w:color w:val="B23F20"/>
-                <w:sz w:val="22"/>
-                <w:szCs w:val="22"/>
-              </w:rPr>
-              <w:t xml:space="preserve">Sanātana Dharma śāstras</w:t>
-            </w:r>
-            <w:r>
-              <w:rPr>
-                <w:rFonts w:ascii="Palatino Linotype" w:cs="Palatino Linotype" w:eastAsia="Palatino Linotype" w:hAnsi="Palatino Linotype"/>
-                <w:color w:val="13162C"/>
-                <w:sz w:val="22"/>
-                <w:szCs w:val="22"/>
-              </w:rPr>
-              <w:t xml:space="preserve"> and service to society do not merely coexist, but strengthen one another.</w:t>
-            </w:r>
-          </w:p>
-        </w:tc>
-      </w:tr>
-    </w:tbl>
     <w:p>
       <w:pPr>
         <w:spacing w:after="280" w:before="0" w:line="290"/>
